--- a/share/SIH26-A0H-T348_Student_Declaration.docx
+++ b/share/SIH26-A0H-T348_Student_Declaration.docx
@@ -1642,7 +1642,7 @@
               <w:t>Btech</w:t>
             </w:r>
           </w:p>
-          <w:p wp14:textId="4C59C333">
+          <w:p wp14:textId="2552ABB0">
             <w:r>
               <w:rPr>
                 <w:rFonts w:ascii="Calibri" w:hAnsi="Calibri" w:cs="Arial Unicode MS"/>
@@ -1650,7 +1650,7 @@
                 <w:sz w:val="20"/>
                 <w:szCs w:val="20"/>
               </w:rPr>
-              <w:t>CSE</w:t>
+              <w:t>AIDS</w:t>
             </w:r>
           </w:p>
         </w:tc>
